--- a/src/content/poetry/40-khristos-vo-mne-nezrimo/ru.docx
+++ b/src/content/poetry/40-khristos-vo-mne-nezrimo/ru.docx
@@ -15,6 +15,42 @@
       <w:r>
         <w:rPr>
           <w:rFonts w:ascii="Helvetica" w:eastAsia="Times New Roman" w:hAnsi="Helvetica" w:cs="Times New Roman"/>
+          <w:bCs/>
+          <w:b/>
+          <w:color w:val="000000"/>
+          <w:kern w:val="0"/>
+          <w:sz w:val="18"/>
+          <w:szCs w:val="18"/>
+          <w:lang w:eastAsia="ru-RU"/>
+          <w14:ligatures w14:val="none"/>
+        </w:rPr>
+        <w:t xml:space="preserve">Христос во мне незримо...</w:t>
+      </w:r>
+    </w:p>
+    <w:p>
+      <w:pPr>
+        <w:spacing w:after="0" w:line="240" w:lineRule="auto"/>
+        <w:rPr>
+          <w:rFonts w:ascii="Times New Roman" w:eastAsia="Times New Roman" w:hAnsi="Times New Roman" w:cs="Times New Roman"/>
+          <w:kern w:val="0"/>
+          <w:lang w:eastAsia="ru-RU"/>
+          <w14:ligatures w14:val="none"/>
+        </w:rPr>
+      </w:pPr>
+    </w:p>
+    <w:p>
+      <w:pPr>
+        <w:spacing w:after="0" w:line="240" w:lineRule="auto"/>
+        <w:rPr>
+          <w:rFonts w:ascii="Times New Roman" w:eastAsia="Times New Roman" w:hAnsi="Times New Roman" w:cs="Times New Roman"/>
+          <w:kern w:val="0"/>
+          <w:lang w:eastAsia="ru-RU"/>
+          <w14:ligatures w14:val="none"/>
+        </w:rPr>
+      </w:pPr>
+      <w:r>
+        <w:rPr>
+          <w:rFonts w:ascii="Helvetica" w:eastAsia="Times New Roman" w:hAnsi="Helvetica" w:cs="Times New Roman"/>
           <w:color w:val="000000"/>
           <w:kern w:val="0"/>
           <w:sz w:val="18"/>
@@ -457,7 +493,22 @@
         <w:t>Он Сам прошёл. И стал во мне — Христом.</w:t>
       </w:r>
     </w:p>
-    <w:p/>
+    <w:p>
+      <w:pPr>
+        <w:spacing w:before="200"/>
+        <w:rPr>
+          <w:i/>
+          <w:iCs/>
+        </w:rPr>
+      </w:pPr>
+      <w:r>
+        <w:rPr>
+          <w:i/>
+          <w:iCs/>
+        </w:rPr>
+        <w:t xml:space="preserve">26.04.2026, Сергей Панкратиус</w:t>
+      </w:r>
+    </w:p>
     <w:sectPr>
       <w:pgSz w:w="11906" w:h="16838"/>
       <w:pgMar w:top="1134" w:right="850" w:bottom="1134" w:left="1701" w:header="708" w:footer="708" w:gutter="0"/>
